--- a/FinalProyect/Documentacion.docx
+++ b/FinalProyect/Documentacion.docx
@@ -197,74 +197,80 @@
           <w:sz w:val="32"/>
           <w:szCs w:val="32"/>
         </w:rPr>
-        <w:t>Eiso Jorge Kashiwamoto Yabut</w:t>
-      </w:r>
-      <w:r>
+        <w:t>Eiso Jorge Kashiwamoto Yabuta</w:t>
+      </w:r>
+    </w:p>
+    <w:p>
+      <w:pPr>
         <w:rPr>
           <w:noProof/>
           <w:color w:val="002060"/>
           <w:sz w:val="32"/>
           <w:szCs w:val="32"/>
         </w:rPr>
-        <w:t>a</w:t>
-      </w:r>
-    </w:p>
-    <w:p>
-      <w:pPr>
+      </w:pPr>
+      <w:r>
         <w:rPr>
           <w:noProof/>
           <w:color w:val="002060"/>
           <w:sz w:val="32"/>
           <w:szCs w:val="32"/>
         </w:rPr>
-      </w:pPr>
-      <w:r>
+        <w:t>HECTOR ULISES HERNANDEZ DOMINGUEZ</w:t>
+      </w:r>
+    </w:p>
+    <w:p>
+      <w:pPr>
         <w:rPr>
           <w:noProof/>
           <w:color w:val="002060"/>
           <w:sz w:val="32"/>
           <w:szCs w:val="32"/>
-        </w:rPr>
-        <w:t>HECTOR ULISES HERNANDEZ DOMINGUEZ</w:t>
-      </w:r>
-    </w:p>
-    <w:p>
-      <w:pPr>
+          <w:lang w:val="en-US"/>
+        </w:rPr>
+      </w:pPr>
+      <w:r>
         <w:rPr>
           <w:noProof/>
           <w:color w:val="002060"/>
           <w:sz w:val="32"/>
           <w:szCs w:val="32"/>
-        </w:rPr>
-      </w:pPr>
-      <w:r>
+          <w:lang w:val="en-US"/>
+        </w:rPr>
+        <w:t>ALEJANDRA ROA ALONSO</w:t>
+      </w:r>
+    </w:p>
+    <w:p>
+      <w:pPr>
         <w:rPr>
           <w:noProof/>
           <w:color w:val="002060"/>
           <w:sz w:val="32"/>
           <w:szCs w:val="32"/>
-        </w:rPr>
-        <w:t>ALEJANDRA ROA ALONSO</w:t>
-      </w:r>
-    </w:p>
-    <w:p>
-      <w:pPr>
+          <w:lang w:val="en-US"/>
+        </w:rPr>
+      </w:pPr>
+      <w:r>
         <w:rPr>
           <w:noProof/>
           <w:color w:val="002060"/>
           <w:sz w:val="32"/>
           <w:szCs w:val="32"/>
-        </w:rPr>
-      </w:pPr>
-      <w:r>
+          <w:lang w:val="en-US"/>
+        </w:rPr>
+        <w:t>27/04/2026</w:t>
+      </w:r>
+    </w:p>
+    <w:p>
+      <w:pPr>
         <w:rPr>
           <w:noProof/>
           <w:color w:val="002060"/>
           <w:sz w:val="32"/>
           <w:szCs w:val="32"/>
-        </w:rPr>
-        <w:t>27/04/2026</w:t>
-      </w:r>
+          <w:lang w:val="en-US"/>
+        </w:rPr>
+      </w:pPr>
     </w:p>
     <w:p>
       <w:pPr>
@@ -273,16 +279,7 @@
           <w:color w:val="002060"/>
           <w:sz w:val="32"/>
           <w:szCs w:val="32"/>
-        </w:rPr>
-      </w:pPr>
-    </w:p>
-    <w:p>
-      <w:pPr>
-        <w:rPr>
-          <w:noProof/>
-          <w:color w:val="002060"/>
-          <w:sz w:val="32"/>
-          <w:szCs w:val="32"/>
+          <w:lang w:val="en-US"/>
         </w:rPr>
       </w:pPr>
       <w:r>
@@ -365,16 +362,59 @@
           <w:color w:val="002060"/>
           <w:sz w:val="40"/>
           <w:szCs w:val="40"/>
-        </w:rPr>
-      </w:pPr>
-    </w:p>
-    <w:p/>
-    <w:p/>
-    <w:p/>
-    <w:p/>
-    <w:p/>
-    <w:p/>
-    <w:p/>
+          <w:lang w:val="en-US"/>
+        </w:rPr>
+      </w:pPr>
+    </w:p>
+    <w:p>
+      <w:pPr>
+        <w:rPr>
+          <w:lang w:val="en-US"/>
+        </w:rPr>
+      </w:pPr>
+    </w:p>
+    <w:p>
+      <w:pPr>
+        <w:rPr>
+          <w:lang w:val="en-US"/>
+        </w:rPr>
+      </w:pPr>
+    </w:p>
+    <w:p>
+      <w:pPr>
+        <w:rPr>
+          <w:lang w:val="en-US"/>
+        </w:rPr>
+      </w:pPr>
+    </w:p>
+    <w:p>
+      <w:pPr>
+        <w:rPr>
+          <w:lang w:val="en-US"/>
+        </w:rPr>
+      </w:pPr>
+    </w:p>
+    <w:p>
+      <w:pPr>
+        <w:rPr>
+          <w:lang w:val="en-US"/>
+        </w:rPr>
+      </w:pPr>
+    </w:p>
+    <w:p>
+      <w:pPr>
+        <w:rPr>
+          <w:lang w:val="en-US"/>
+        </w:rPr>
+      </w:pPr>
+    </w:p>
+    <w:p>
+      <w:pPr>
+        <w:rPr>
+          <w:lang w:val="en-US"/>
+        </w:rPr>
+      </w:pPr>
+    </w:p>
     <w:p>
       <w:pPr>
         <w:jc w:val="both"/>
@@ -383,6 +423,7 @@
           <w:bCs/>
           <w:noProof/>
           <w:color w:val="002060"/>
+          <w:lang w:val="en-US"/>
         </w:rPr>
       </w:pPr>
     </w:p>
@@ -394,6 +435,7 @@
           <w:bCs/>
           <w:noProof/>
           <w:color w:val="002060"/>
+          <w:lang w:val="en-US"/>
         </w:rPr>
       </w:pPr>
     </w:p>
@@ -405,6 +447,7 @@
           <w:bCs/>
           <w:noProof/>
           <w:color w:val="002060"/>
+          <w:lang w:val="en-US"/>
         </w:rPr>
       </w:pPr>
       <w:r>
@@ -413,6 +456,7 @@
           <w:bCs/>
           <w:noProof/>
           <w:color w:val="002060"/>
+          <w:lang w:val="en-US"/>
         </w:rPr>
         <w:t>Definition</w:t>
       </w:r>
@@ -428,19 +472,7 @@
         <w:rPr>
           <w:lang w:val="en-US"/>
         </w:rPr>
-        <w:t>Development of a Business Web Application with Database Access</w:t>
-      </w:r>
-      <w:r>
-        <w:rPr>
-          <w:lang w:val="en-US"/>
-        </w:rPr>
-        <w:t xml:space="preserve"> </w:t>
-      </w:r>
-      <w:r>
-        <w:rPr>
-          <w:lang w:val="en-US"/>
-        </w:rPr>
-        <w:t>The work must be ORIGINA</w:t>
+        <w:t>Development of a Business Web Application with Database Access The work must be ORIGINA</w:t>
       </w:r>
     </w:p>
     <w:p>
@@ -894,19 +926,8 @@
                 <w:szCs w:val="24"/>
                 <w:lang w:eastAsia="es-MX"/>
               </w:rPr>
-              <w:t xml:space="preserve">20 </w:t>
-            </w:r>
-            <w:proofErr w:type="spellStart"/>
-            <w:r>
-              <w:rPr>
-                <w:rFonts w:eastAsia="Times New Roman" w:cstheme="minorHAnsi"/>
-                <w:sz w:val="24"/>
-                <w:szCs w:val="24"/>
-                <w:lang w:eastAsia="es-MX"/>
-              </w:rPr>
-              <w:t>points</w:t>
-            </w:r>
-            <w:proofErr w:type="spellEnd"/>
+              <w:t>20 points</w:t>
+            </w:r>
           </w:p>
         </w:tc>
       </w:tr>
@@ -1072,19 +1093,8 @@
                 <w:szCs w:val="24"/>
                 <w:lang w:eastAsia="es-MX"/>
               </w:rPr>
-              <w:t xml:space="preserve">20 </w:t>
-            </w:r>
-            <w:proofErr w:type="spellStart"/>
-            <w:r>
-              <w:rPr>
-                <w:rFonts w:eastAsia="Times New Roman" w:cstheme="minorHAnsi"/>
-                <w:sz w:val="24"/>
-                <w:szCs w:val="24"/>
-                <w:lang w:eastAsia="es-MX"/>
-              </w:rPr>
-              <w:t>points</w:t>
-            </w:r>
-            <w:proofErr w:type="spellEnd"/>
+              <w:t>20 points</w:t>
+            </w:r>
           </w:p>
         </w:tc>
       </w:tr>
@@ -1211,19 +1221,8 @@
                 <w:szCs w:val="24"/>
                 <w:lang w:eastAsia="es-MX"/>
               </w:rPr>
-              <w:t xml:space="preserve">20 </w:t>
-            </w:r>
-            <w:proofErr w:type="spellStart"/>
-            <w:r>
-              <w:rPr>
-                <w:rFonts w:eastAsia="Times New Roman" w:cstheme="minorHAnsi"/>
-                <w:sz w:val="24"/>
-                <w:szCs w:val="24"/>
-                <w:lang w:eastAsia="es-MX"/>
-              </w:rPr>
-              <w:t>points</w:t>
-            </w:r>
-            <w:proofErr w:type="spellEnd"/>
+              <w:t>20 points</w:t>
+            </w:r>
           </w:p>
         </w:tc>
       </w:tr>
@@ -1252,59 +1251,8 @@
                 <w:lang w:eastAsia="es-MX"/>
               </w:rPr>
               <w:lastRenderedPageBreak/>
-              <w:t xml:space="preserve">4) </w:t>
-            </w:r>
-            <w:proofErr w:type="spellStart"/>
-            <w:r>
-              <w:rPr>
-                <w:rFonts w:eastAsia="Times New Roman" w:cstheme="minorHAnsi"/>
-                <w:sz w:val="24"/>
-                <w:szCs w:val="24"/>
-                <w:lang w:eastAsia="es-MX"/>
-              </w:rPr>
-              <w:t>Integrated</w:t>
-            </w:r>
-            <w:proofErr w:type="spellEnd"/>
-            <w:r>
-              <w:rPr>
-                <w:rFonts w:eastAsia="Times New Roman" w:cstheme="minorHAnsi"/>
-                <w:sz w:val="24"/>
-                <w:szCs w:val="24"/>
-                <w:lang w:eastAsia="es-MX"/>
-              </w:rPr>
-              <w:t xml:space="preserve"> </w:t>
-            </w:r>
-            <w:proofErr w:type="spellStart"/>
-            <w:r>
-              <w:rPr>
-                <w:rFonts w:eastAsia="Times New Roman" w:cstheme="minorHAnsi"/>
-                <w:sz w:val="24"/>
-                <w:szCs w:val="24"/>
-                <w:lang w:eastAsia="es-MX"/>
-              </w:rPr>
-              <w:t>Design</w:t>
-            </w:r>
-            <w:proofErr w:type="spellEnd"/>
-            <w:r>
-              <w:rPr>
-                <w:rFonts w:eastAsia="Times New Roman" w:cstheme="minorHAnsi"/>
-                <w:sz w:val="24"/>
-                <w:szCs w:val="24"/>
-                <w:lang w:eastAsia="es-MX"/>
-              </w:rPr>
-              <w:t xml:space="preserve"> and </w:t>
-            </w:r>
-            <w:proofErr w:type="spellStart"/>
-            <w:r>
-              <w:rPr>
-                <w:rFonts w:eastAsia="Times New Roman" w:cstheme="minorHAnsi"/>
-                <w:sz w:val="24"/>
-                <w:szCs w:val="24"/>
-                <w:lang w:eastAsia="es-MX"/>
-              </w:rPr>
-              <w:t>Usability</w:t>
-            </w:r>
-            <w:proofErr w:type="spellEnd"/>
+              <w:t>4) Integrated Design and Usability</w:t>
+            </w:r>
           </w:p>
         </w:tc>
         <w:tc>
@@ -1483,19 +1431,8 @@
                 <w:szCs w:val="24"/>
                 <w:lang w:eastAsia="es-MX"/>
               </w:rPr>
-              <w:t xml:space="preserve">15 </w:t>
-            </w:r>
-            <w:proofErr w:type="spellStart"/>
-            <w:r>
-              <w:rPr>
-                <w:rFonts w:eastAsia="Times New Roman" w:cstheme="minorHAnsi"/>
-                <w:sz w:val="24"/>
-                <w:szCs w:val="24"/>
-                <w:lang w:eastAsia="es-MX"/>
-              </w:rPr>
-              <w:t>points</w:t>
-            </w:r>
-            <w:proofErr w:type="spellEnd"/>
+              <w:t>15 points</w:t>
+            </w:r>
           </w:p>
         </w:tc>
       </w:tr>
@@ -1622,19 +1559,8 @@
                 <w:szCs w:val="24"/>
                 <w:lang w:eastAsia="es-MX"/>
               </w:rPr>
-              <w:t xml:space="preserve">10 </w:t>
-            </w:r>
-            <w:proofErr w:type="spellStart"/>
-            <w:r>
-              <w:rPr>
-                <w:rFonts w:eastAsia="Times New Roman" w:cstheme="minorHAnsi"/>
-                <w:sz w:val="24"/>
-                <w:szCs w:val="24"/>
-                <w:lang w:eastAsia="es-MX"/>
-              </w:rPr>
-              <w:t>points</w:t>
-            </w:r>
-            <w:proofErr w:type="spellEnd"/>
+              <w:t>10 points</w:t>
+            </w:r>
           </w:p>
         </w:tc>
       </w:tr>
@@ -1662,19 +1588,8 @@
                 <w:szCs w:val="24"/>
                 <w:lang w:eastAsia="es-MX"/>
               </w:rPr>
-              <w:t xml:space="preserve">6) </w:t>
-            </w:r>
-            <w:proofErr w:type="spellStart"/>
-            <w:r>
-              <w:rPr>
-                <w:rFonts w:eastAsia="Times New Roman" w:cstheme="minorHAnsi"/>
-                <w:sz w:val="24"/>
-                <w:szCs w:val="24"/>
-                <w:lang w:eastAsia="es-MX"/>
-              </w:rPr>
-              <w:t>Documentation</w:t>
-            </w:r>
-            <w:proofErr w:type="spellEnd"/>
+              <w:t>6) Documentation</w:t>
+            </w:r>
           </w:p>
         </w:tc>
         <w:tc>
@@ -1934,19 +1849,8 @@
                 <w:szCs w:val="24"/>
                 <w:lang w:eastAsia="es-MX"/>
               </w:rPr>
-              <w:t xml:space="preserve">15 </w:t>
-            </w:r>
-            <w:proofErr w:type="spellStart"/>
-            <w:r>
-              <w:rPr>
-                <w:rFonts w:eastAsia="Times New Roman" w:cstheme="minorHAnsi"/>
-                <w:sz w:val="24"/>
-                <w:szCs w:val="24"/>
-                <w:lang w:eastAsia="es-MX"/>
-              </w:rPr>
-              <w:t>points</w:t>
-            </w:r>
-            <w:proofErr w:type="spellEnd"/>
+              <w:t>15 points</w:t>
+            </w:r>
           </w:p>
         </w:tc>
       </w:tr>
@@ -2003,13 +1907,11 @@
       <w:pPr>
         <w:rPr>
           <w:color w:val="FF0000"/>
-          <w:lang w:val="en-US"/>
         </w:rPr>
       </w:pPr>
       <w:r>
         <w:rPr>
           <w:color w:val="FF0000"/>
-          <w:lang w:val="en-US"/>
         </w:rPr>
         <w:lastRenderedPageBreak/>
         <w:t>________________________________________________________________________________</w:t>
@@ -2020,14 +1922,12 @@
         <w:rPr>
           <w:b/>
           <w:bCs/>
-          <w:lang w:val="en-US"/>
         </w:rPr>
       </w:pPr>
       <w:r>
         <w:rPr>
           <w:b/>
           <w:bCs/>
-          <w:lang w:val="en-US"/>
         </w:rPr>
         <w:t xml:space="preserve">Project description document </w:t>
       </w:r>
@@ -2039,41 +1939,25 @@
     </w:p>
     <w:p>
       <w:r>
-        <w:t xml:space="preserve">Barrio Vivo es una plataforma </w:t>
-      </w:r>
-      <w:proofErr w:type="spellStart"/>
-      <w:r>
-        <w:t>hiperlocal</w:t>
-      </w:r>
-      <w:proofErr w:type="spellEnd"/>
-      <w:r>
-        <w:t xml:space="preserve"> que digitaliza el comercio de barrio —tianguis, fonditas, servicios locales, economía circular— para reducir la huella de carbono, prevenir desperdicio de alimentos, fortalecer la economía local y transformar el consumo en una experiencia consciente y comunitaria.</w:t>
-      </w:r>
-    </w:p>
-    <w:p>
-      <w:r>
-        <w:t xml:space="preserve">Core </w:t>
-      </w:r>
-      <w:proofErr w:type="spellStart"/>
-      <w:r>
-        <w:t>Insight</w:t>
-      </w:r>
-      <w:proofErr w:type="spellEnd"/>
-    </w:p>
-    <w:p>
-      <w:r>
-        <w:t>Los negocios locales mexicanos</w:t>
+        <w:t>Barrio Vivo es una plataforma hiperlocal que digitaliza el comercio de barrio —tianguis, fonditas, servicios locales, economía circular— para reducir la huella de carbono, prevenir desperdicio de alimentos, fortalecer la economía local y transformar el consumo en una experiencia consciente y comunitaria.</w:t>
+      </w:r>
+    </w:p>
+    <w:p>
+      <w:r>
+        <w:t>Core Insight</w:t>
+      </w:r>
+    </w:p>
+    <w:p>
+      <w:r>
+        <w:t xml:space="preserve">Los negocios locales mexicanos, </w:t>
+      </w:r>
+      <w:r>
+        <w:t>están diseñados para ser locales</w:t>
       </w:r>
       <w:r>
         <w:t xml:space="preserve">, </w:t>
       </w:r>
       <w:r>
-        <w:t>están diseñados para ser locales</w:t>
-      </w:r>
-      <w:r>
-        <w:t xml:space="preserve">, </w:t>
-      </w:r>
-      <w:r>
         <w:rPr>
           <w:rStyle w:val="Textoennegrita"/>
         </w:rPr>
@@ -2105,31 +1989,7 @@
         <w:t>Visibilidad</w:t>
       </w:r>
       <w:r>
-        <w:t xml:space="preserve">: Puedes ver otros </w:t>
-      </w:r>
-      <w:proofErr w:type="gramStart"/>
-      <w:r>
-        <w:t>barrios</w:t>
-      </w:r>
-      <w:proofErr w:type="gramEnd"/>
-      <w:r>
-        <w:t xml:space="preserve"> pero el </w:t>
-      </w:r>
-      <w:proofErr w:type="spellStart"/>
-      <w:r>
-        <w:t>focus</w:t>
-      </w:r>
-      <w:proofErr w:type="spellEnd"/>
-      <w:r>
-        <w:t xml:space="preserve"> es </w:t>
-      </w:r>
-      <w:proofErr w:type="spellStart"/>
-      <w:r>
-        <w:t>micro-local</w:t>
-      </w:r>
-      <w:proofErr w:type="spellEnd"/>
-      <w:r>
-        <w:t xml:space="preserve"> </w:t>
+        <w:t xml:space="preserve">: Puedes ver otros barrios pero el focus es micro-local </w:t>
       </w:r>
       <w:r>
         <w:rPr>
@@ -2325,15 +2185,7 @@
     </w:p>
     <w:p>
       <w:r>
-        <w:t xml:space="preserve">- Reseñas breves (tipo Google </w:t>
-      </w:r>
-      <w:proofErr w:type="spellStart"/>
-      <w:r>
-        <w:t>Maps</w:t>
-      </w:r>
-      <w:proofErr w:type="spellEnd"/>
-      <w:r>
-        <w:t xml:space="preserve"> / OLX)</w:t>
+        <w:t>- Reseñas breves (tipo Google Maps / OLX)</w:t>
       </w:r>
     </w:p>
     <w:p>
@@ -2431,29 +2283,12 @@
     <w:p/>
     <w:p>
       <w:r>
-        <w:t xml:space="preserve">Ejemplo de </w:t>
-      </w:r>
-      <w:proofErr w:type="spellStart"/>
-      <w:r>
-        <w:t>feedback</w:t>
-      </w:r>
-      <w:proofErr w:type="spellEnd"/>
-      <w:r>
-        <w:t xml:space="preserve"> al usuario:</w:t>
-      </w:r>
-    </w:p>
-    <w:p>
-      <w:r>
-        <w:t>"</w:t>
-      </w:r>
-      <w:r>
-        <w:rPr>
-          <w:rFonts w:ascii="Segoe UI Emoji" w:hAnsi="Segoe UI Emoji" w:cs="Segoe UI Emoji"/>
-        </w:rPr>
-        <w:t>✅</w:t>
-      </w:r>
-      <w:r>
-        <w:t xml:space="preserve"> Compraste en Do</w:t>
+        <w:t>Ejemplo de feedback al usuario:</w:t>
+      </w:r>
+    </w:p>
+    <w:p>
+      <w:r>
+        <w:t>" Compraste en Do</w:t>
       </w:r>
       <w:r>
         <w:rPr>
@@ -2476,44 +2311,17 @@
     </w:p>
     <w:p>
       <w:r>
-        <w:t xml:space="preserve">   </w:t>
-      </w:r>
-      <w:r>
-        <w:rPr>
-          <w:rFonts w:ascii="Segoe UI Emoji" w:hAnsi="Segoe UI Emoji" w:cs="Segoe UI Emoji"/>
-        </w:rPr>
-        <w:t>🌍</w:t>
-      </w:r>
-      <w:r>
-        <w:t xml:space="preserve"> Evitaste 3 km en carro = 0.5 kg CO2 ahorrado</w:t>
-      </w:r>
-    </w:p>
-    <w:p>
-      <w:r>
-        <w:t xml:space="preserve">   </w:t>
-      </w:r>
-      <w:r>
-        <w:rPr>
-          <w:rFonts w:ascii="Segoe UI Emoji" w:hAnsi="Segoe UI Emoji" w:cs="Segoe UI Emoji"/>
-        </w:rPr>
-        <w:t>💚</w:t>
-      </w:r>
-      <w:r>
-        <w:t xml:space="preserve"> Tu dinero quedó en el barrio</w:t>
-      </w:r>
-    </w:p>
-    <w:p>
-      <w:r>
-        <w:t xml:space="preserve">   </w:t>
-      </w:r>
-      <w:r>
-        <w:rPr>
-          <w:rFonts w:ascii="Segoe UI Emoji" w:hAnsi="Segoe UI Emoji" w:cs="Segoe UI Emoji"/>
-        </w:rPr>
-        <w:t>👥</w:t>
-      </w:r>
-      <w:r>
-        <w:t xml:space="preserve"> Visitante #247 de esta semana"</w:t>
+        <w:t xml:space="preserve">    Evitaste 3 km en carro = 0.5 kg CO2 ahorrado</w:t>
+      </w:r>
+    </w:p>
+    <w:p>
+      <w:r>
+        <w:t xml:space="preserve">    Tu dinero quedó en el barrio</w:t>
+      </w:r>
+    </w:p>
+    <w:p>
+      <w:r>
+        <w:t xml:space="preserve">   Visitante #247 de esta semana"</w:t>
       </w:r>
     </w:p>
     <w:p>
@@ -2528,28 +2336,12 @@
     </w:p>
     <w:p>
       <w:r>
-        <w:t xml:space="preserve">1. Verificación inicial mínima (foto del local + </w:t>
-      </w:r>
-      <w:proofErr w:type="spellStart"/>
-      <w:r>
-        <w:t>geolocalizacion</w:t>
-      </w:r>
-      <w:proofErr w:type="spellEnd"/>
-      <w:r>
-        <w:t>)</w:t>
-      </w:r>
-    </w:p>
-    <w:p>
-      <w:r>
-        <w:t>2. Vecinos pueden "Verificar que existe" (</w:t>
-      </w:r>
-      <w:proofErr w:type="spellStart"/>
-      <w:r>
-        <w:t>clickean</w:t>
-      </w:r>
-      <w:proofErr w:type="spellEnd"/>
-      <w:r>
-        <w:t xml:space="preserve"> sí/no)</w:t>
+        <w:t>1. Verificación inicial mínima (foto del local + geolocalizacion)</w:t>
+      </w:r>
+    </w:p>
+    <w:p>
+      <w:r>
+        <w:t>2. Vecinos pueden "Verificar que existe" (clickean sí/no)</w:t>
       </w:r>
     </w:p>
     <w:p>
@@ -2559,99 +2351,34 @@
     </w:p>
     <w:p>
       <w:r>
-        <w:t xml:space="preserve">4. Sin moderación heavy: la comunidad </w:t>
-      </w:r>
-      <w:proofErr w:type="spellStart"/>
-      <w:r>
-        <w:t>auto-regula</w:t>
-      </w:r>
-      <w:proofErr w:type="spellEnd"/>
-      <w:r>
-        <w:t xml:space="preserve"> por ratings</w:t>
+        <w:t>4. Sin moderación heavy: la comunidad auto-regula por ratings</w:t>
       </w:r>
     </w:p>
     <w:p/>
     <w:p>
-      <w:proofErr w:type="spellStart"/>
-      <w:r>
-        <w:t>Badges</w:t>
-      </w:r>
-      <w:proofErr w:type="spellEnd"/>
-      <w:r>
-        <w:t xml:space="preserve"> posibles:</w:t>
+      <w:r>
+        <w:t>Badges posibles:</w:t>
       </w:r>
     </w:p>
     <w:p>
       <w:r>
         <w:lastRenderedPageBreak/>
-        <w:t xml:space="preserve">- </w:t>
-      </w:r>
-      <w:r>
-        <w:rPr>
-          <w:rFonts w:ascii="Segoe UI Emoji" w:hAnsi="Segoe UI Emoji" w:cs="Segoe UI Emoji"/>
-        </w:rPr>
-        <w:t>✅</w:t>
-      </w:r>
-      <w:r>
-        <w:t xml:space="preserve"> Verificado por vecinos</w:t>
-      </w:r>
-    </w:p>
-    <w:p>
-      <w:r>
-        <w:t xml:space="preserve">- </w:t>
-      </w:r>
-      <w:r>
-        <w:rPr>
-          <w:rFonts w:ascii="Segoe UI Emoji" w:hAnsi="Segoe UI Emoji" w:cs="Segoe UI Emoji"/>
-        </w:rPr>
-        <w:t>⭐</w:t>
-      </w:r>
-      <w:r>
-        <w:t xml:space="preserve"> Top-</w:t>
-      </w:r>
-      <w:proofErr w:type="spellStart"/>
-      <w:r>
-        <w:t>rated</w:t>
-      </w:r>
-      <w:proofErr w:type="spellEnd"/>
-      <w:r>
-        <w:t xml:space="preserve"> (4.5+ estrellas)</w:t>
-      </w:r>
-    </w:p>
-    <w:p>
-      <w:r>
-        <w:t xml:space="preserve">- </w:t>
-      </w:r>
-      <w:r>
-        <w:rPr>
-          <w:rFonts w:ascii="Segoe UI Emoji" w:hAnsi="Segoe UI Emoji" w:cs="Segoe UI Emoji"/>
-        </w:rPr>
-        <w:t>🌱</w:t>
-      </w:r>
-      <w:r>
-        <w:t xml:space="preserve"> Eco-</w:t>
-      </w:r>
-      <w:proofErr w:type="spellStart"/>
-      <w:r>
-        <w:t>friendly</w:t>
-      </w:r>
-      <w:proofErr w:type="spellEnd"/>
-      <w:r>
-        <w:t xml:space="preserve"> (si declara prácticas sostenibles)</w:t>
-      </w:r>
-    </w:p>
-    <w:p>
-      <w:r>
-        <w:t xml:space="preserve">- </w:t>
-      </w:r>
-      <w:r>
-        <w:rPr>
-          <w:rFonts w:ascii="Segoe UI Emoji" w:hAnsi="Segoe UI Emoji" w:cs="Segoe UI Emoji"/>
-        </w:rPr>
-        <w:t>📜</w:t>
-      </w:r>
-      <w:r>
-        <w:t xml:space="preserve"> Historio local (negocio ancestral / tradicional)</w:t>
+        <w:t>-  Verificado por vecinos</w:t>
+      </w:r>
+    </w:p>
+    <w:p>
+      <w:r>
+        <w:t>- Top-rated (4.5+ estrellas)</w:t>
+      </w:r>
+    </w:p>
+    <w:p>
+      <w:r>
+        <w:t>- Eco-friendly (si declara prácticas sostenibles)</w:t>
+      </w:r>
+    </w:p>
+    <w:p>
+      <w:r>
+        <w:t>- Historio local (negocio ancestral / tradicional)</w:t>
       </w:r>
     </w:p>
     <w:p>
@@ -2676,44 +2403,12 @@
     </w:p>
     <w:p>
       <w:r>
-        <w:t xml:space="preserve">- </w:t>
-      </w:r>
-      <w:proofErr w:type="spellStart"/>
-      <w:r>
-        <w:t>Click</w:t>
-      </w:r>
-      <w:proofErr w:type="spellEnd"/>
-      <w:r>
-        <w:t xml:space="preserve"> en pin = ficha de negocio (</w:t>
-      </w:r>
-      <w:proofErr w:type="spellStart"/>
-      <w:r>
-        <w:t>info</w:t>
-      </w:r>
-      <w:proofErr w:type="spellEnd"/>
-      <w:r>
-        <w:t xml:space="preserve"> + dirección + contacto)</w:t>
-      </w:r>
-    </w:p>
-    <w:p>
-      <w:r>
-        <w:t xml:space="preserve">- Opción "Navegar aquí" (Google </w:t>
-      </w:r>
-      <w:proofErr w:type="spellStart"/>
-      <w:r>
-        <w:t>Maps</w:t>
-      </w:r>
-      <w:proofErr w:type="spellEnd"/>
-      <w:r>
-        <w:t xml:space="preserve"> / </w:t>
-      </w:r>
-      <w:proofErr w:type="spellStart"/>
-      <w:r>
-        <w:t>Waze</w:t>
-      </w:r>
-      <w:proofErr w:type="spellEnd"/>
-      <w:r>
-        <w:t>)</w:t>
+        <w:t>- Click en pin = ficha de negocio (info + dirección + contacto)</w:t>
+      </w:r>
+    </w:p>
+    <w:p>
+      <w:r>
+        <w:t>- Opción "Navegar aquí" (Google Maps / Waze)</w:t>
       </w:r>
     </w:p>
     <w:p>
@@ -2753,24 +2448,32 @@
     </w:p>
     <w:p/>
     <w:p>
-      <w:proofErr w:type="spellStart"/>
-      <w:r>
-        <w:t>Tone</w:t>
-      </w:r>
-      <w:proofErr w:type="spellEnd"/>
-      <w:r>
-        <w:t>: Inspirador, no moralizante. Celebra lo local.</w:t>
+      <w:pPr>
+        <w:rPr>
+          <w:lang w:val="en-US"/>
+        </w:rPr>
+      </w:pPr>
+      <w:r>
+        <w:t xml:space="preserve">Tone: Inspirador, no moralizante. </w:t>
+      </w:r>
+      <w:r>
+        <w:rPr>
+          <w:lang w:val="en-US"/>
+        </w:rPr>
+        <w:t>Celebra lo local.</w:t>
       </w:r>
     </w:p>
     <w:p>
       <w:pPr>
         <w:rPr>
           <w:color w:val="FF0000"/>
+          <w:lang w:val="en-US"/>
         </w:rPr>
       </w:pPr>
       <w:r>
         <w:rPr>
           <w:color w:val="FF0000"/>
+          <w:lang w:val="en-US"/>
         </w:rPr>
         <w:t>________________________________________________________________________________</w:t>
       </w:r>
@@ -2787,14 +2490,7 @@
           <w:b/>
           <w:lang w:val="en-US"/>
         </w:rPr>
-        <w:t>Entity Relationship and Class Diagram</w:t>
-      </w:r>
-      <w:r>
-        <w:rPr>
-          <w:b/>
-          <w:lang w:val="en-US"/>
-        </w:rPr>
-        <w:t xml:space="preserve"> </w:t>
+        <w:t xml:space="preserve">Entity Relationship and Class Diagram </w:t>
       </w:r>
     </w:p>
     <w:p>
@@ -2871,21 +2567,7 @@
           <w:b/>
           <w:lang w:val="en-US"/>
         </w:rPr>
-        <w:t>Use Case Diagrams (1 Point). At least 4 levels</w:t>
-      </w:r>
-      <w:r>
-        <w:rPr>
-          <w:b/>
-          <w:lang w:val="en-US"/>
-        </w:rPr>
-        <w:t xml:space="preserve"> </w:t>
-      </w:r>
-      <w:r>
-        <w:rPr>
-          <w:b/>
-          <w:lang w:val="en-US"/>
-        </w:rPr>
-        <w:t xml:space="preserve"> </w:t>
+        <w:t xml:space="preserve">Use Case Diagrams (1 Point). At least 4 levels  </w:t>
       </w:r>
     </w:p>
     <w:p>
@@ -3054,69 +2736,13 @@
         <w:rPr>
           <w:b/>
         </w:rPr>
-        <w:t xml:space="preserve">Analiza la </w:t>
-      </w:r>
-      <w:proofErr w:type="spellStart"/>
-      <w:r>
-        <w:rPr>
-          <w:b/>
-        </w:rPr>
-        <w:t>metric</w:t>
-      </w:r>
-      <w:r>
-        <w:rPr>
-          <w:b/>
-        </w:rPr>
-        <w:t>a</w:t>
-      </w:r>
-      <w:proofErr w:type="spellEnd"/>
-      <w:r>
-        <w:rPr>
-          <w:b/>
-        </w:rPr>
-        <w:t xml:space="preserve"> dada por mi profesor para mi proyecto y </w:t>
-      </w:r>
-      <w:proofErr w:type="spellStart"/>
-      <w:r>
-        <w:rPr>
-          <w:b/>
-        </w:rPr>
-        <w:t>conetmepalndo</w:t>
-      </w:r>
-      <w:proofErr w:type="spellEnd"/>
-      <w:r>
-        <w:rPr>
-          <w:b/>
-        </w:rPr>
-        <w:t xml:space="preserve"> lo que me </w:t>
-      </w:r>
-      <w:proofErr w:type="spellStart"/>
-      <w:r>
-        <w:rPr>
-          <w:b/>
-        </w:rPr>
-        <w:t>soicita</w:t>
-      </w:r>
-      <w:proofErr w:type="spellEnd"/>
-      <w:r>
-        <w:rPr>
-          <w:b/>
-        </w:rPr>
-        <w:t xml:space="preserve">, </w:t>
-      </w:r>
-      <w:proofErr w:type="spellStart"/>
-      <w:r>
-        <w:rPr>
-          <w:b/>
-        </w:rPr>
-        <w:t>contruyamos</w:t>
-      </w:r>
-      <w:proofErr w:type="spellEnd"/>
-      <w:r>
-        <w:rPr>
-          <w:b/>
-        </w:rPr>
-        <w:t xml:space="preserve"> lo que solicito:</w:t>
+        <w:t>Analiza la metric</w:t>
+      </w:r>
+      <w:r>
+        <w:rPr>
+          <w:b/>
+        </w:rPr>
+        <w:t>a dada por mi profesor para mi proyecto y conetmepalndo lo que me soicita, contruyamos lo que solicito:</w:t>
       </w:r>
       <w:r>
         <w:rPr>
@@ -3137,7 +2763,6 @@
           <w:lang w:val="en-US"/>
         </w:rPr>
       </w:pPr>
-      <w:proofErr w:type="spellStart"/>
       <w:r>
         <w:rPr>
           <w:b/>
@@ -3145,7 +2770,6 @@
         </w:rPr>
         <w:t>Diseño</w:t>
       </w:r>
-      <w:proofErr w:type="spellEnd"/>
       <w:r>
         <w:rPr>
           <w:b/>
@@ -3178,83 +2802,19 @@
         <w:rPr>
           <w:b/>
         </w:rPr>
-        <w:t xml:space="preserve">Entregable 1 – </w:t>
-      </w:r>
-      <w:proofErr w:type="spellStart"/>
-      <w:r>
-        <w:rPr>
-          <w:b/>
-        </w:rPr>
-        <w:t>BenchMarking</w:t>
-      </w:r>
-      <w:proofErr w:type="spellEnd"/>
-      <w:r>
-        <w:rPr>
-          <w:b/>
-        </w:rPr>
-        <w:t xml:space="preserve"> (Completado por mi</w:t>
-      </w:r>
-      <w:r>
-        <w:rPr>
-          <w:b/>
-        </w:rPr>
-        <w:t xml:space="preserve">): </w:t>
-      </w:r>
-      <w:proofErr w:type="spellStart"/>
-      <w:r>
-        <w:rPr>
-          <w:b/>
-        </w:rPr>
-        <w:t>Ecolana</w:t>
-      </w:r>
-      <w:proofErr w:type="spellEnd"/>
-      <w:r>
-        <w:rPr>
-          <w:b/>
-        </w:rPr>
-        <w:t xml:space="preserve">, </w:t>
-      </w:r>
-      <w:proofErr w:type="spellStart"/>
-      <w:r>
-        <w:rPr>
-          <w:b/>
-        </w:rPr>
-        <w:t>Cheaf</w:t>
-      </w:r>
-      <w:proofErr w:type="spellEnd"/>
-      <w:r>
-        <w:rPr>
-          <w:b/>
-        </w:rPr>
-        <w:t xml:space="preserve">, Percentil, </w:t>
-      </w:r>
-      <w:proofErr w:type="spellStart"/>
-      <w:r>
-        <w:rPr>
-          <w:b/>
-        </w:rPr>
-        <w:t>Aworld</w:t>
-      </w:r>
-      <w:proofErr w:type="spellEnd"/>
-      <w:r>
-        <w:rPr>
-          <w:b/>
-        </w:rPr>
-        <w:t xml:space="preserve">, </w:t>
-      </w:r>
-      <w:proofErr w:type="spellStart"/>
-      <w:r>
-        <w:rPr>
-          <w:b/>
-        </w:rPr>
-        <w:t>Vinted</w:t>
-      </w:r>
-      <w:proofErr w:type="spellEnd"/>
-      <w:r>
-        <w:rPr>
-          <w:b/>
-        </w:rPr>
-        <w:t>, Mi gobierno CDMX.</w:t>
+        <w:t>Entregable 1 – BenchMarking (Completado por mi</w:t>
+      </w:r>
+      <w:r>
+        <w:rPr>
+          <w:b/>
+        </w:rPr>
+        <w:t xml:space="preserve">): Ecolana, Cheaf, Percentil, </w:t>
+      </w:r>
+      <w:r>
+        <w:rPr>
+          <w:b/>
+        </w:rPr>
+        <w:t>Aworld, Vinted, Mi gobierno CDMX.</w:t>
       </w:r>
     </w:p>
     <w:p>
@@ -3284,67 +2844,19 @@
         <w:rPr>
           <w:b/>
         </w:rPr>
-        <w:t xml:space="preserve"> </w:t>
-      </w:r>
-      <w:r>
-        <w:rPr>
-          <w:b/>
-        </w:rPr>
-        <w:t>–</w:t>
-      </w:r>
-      <w:r>
-        <w:rPr>
-          <w:b/>
-        </w:rPr>
-        <w:t xml:space="preserve"> </w:t>
-      </w:r>
-      <w:proofErr w:type="spellStart"/>
-      <w:r>
-        <w:rPr>
-          <w:b/>
-        </w:rPr>
-        <w:t>User</w:t>
-      </w:r>
-      <w:proofErr w:type="spellEnd"/>
-      <w:r>
-        <w:rPr>
-          <w:b/>
-        </w:rPr>
-        <w:t xml:space="preserve"> Personas/Arquetipos (</w:t>
-      </w:r>
-      <w:r>
-        <w:rPr>
-          <w:b/>
-        </w:rPr>
-        <w:t xml:space="preserve">Completado por mi) Consumidos </w:t>
-      </w:r>
-      <w:proofErr w:type="spellStart"/>
-      <w:r>
-        <w:rPr>
-          <w:b/>
-        </w:rPr>
-        <w:t>conciente</w:t>
-      </w:r>
-      <w:proofErr w:type="spellEnd"/>
-      <w:r>
-        <w:rPr>
-          <w:b/>
-        </w:rPr>
-        <w:t xml:space="preserve">, </w:t>
-      </w:r>
-      <w:proofErr w:type="spellStart"/>
-      <w:r>
-        <w:rPr>
-          <w:b/>
-        </w:rPr>
-        <w:t>vendedeor</w:t>
-      </w:r>
-      <w:proofErr w:type="spellEnd"/>
-      <w:r>
-        <w:rPr>
-          <w:b/>
-        </w:rPr>
-        <w:t xml:space="preserve"> tradicional, microempresario y líder comunitario.</w:t>
+        <w:t xml:space="preserve"> – </w:t>
+      </w:r>
+      <w:r>
+        <w:rPr>
+          <w:b/>
+        </w:rPr>
+        <w:t>User Personas/Arquetipos (</w:t>
+      </w:r>
+      <w:r>
+        <w:rPr>
+          <w:b/>
+        </w:rPr>
+        <w:t>Completado por mi) Consumidos conciente, vendedeor tradicional, microempresario y líder comunitario.</w:t>
       </w:r>
     </w:p>
     <w:p>
@@ -3376,39 +2888,11 @@
         </w:rPr>
         <w:t xml:space="preserve"> - </w:t>
       </w:r>
-      <w:proofErr w:type="spellStart"/>
       <w:r>
         <w:rPr>
           <w:rStyle w:val="agcmg"/>
         </w:rPr>
-        <w:t>MoodBoard</w:t>
-      </w:r>
-      <w:proofErr w:type="spellEnd"/>
-      <w:r>
-        <w:rPr>
-          <w:rStyle w:val="agcmg"/>
-        </w:rPr>
-        <w:t xml:space="preserve">, </w:t>
-      </w:r>
-      <w:proofErr w:type="spellStart"/>
-      <w:r>
-        <w:rPr>
-          <w:rStyle w:val="agcmg"/>
-        </w:rPr>
-        <w:t>Conceptboard</w:t>
-      </w:r>
-      <w:proofErr w:type="spellEnd"/>
-      <w:r>
-        <w:rPr>
-          <w:rStyle w:val="agcmg"/>
-        </w:rPr>
-        <w:t xml:space="preserve"> y Estilo</w:t>
-      </w:r>
-      <w:r>
-        <w:rPr>
-          <w:rStyle w:val="agcmg"/>
-        </w:rPr>
-        <w:t xml:space="preserve"> (Pendiente deseo hacerlo yo), dime que debe contener.</w:t>
+        <w:t>MoodBoard, Conceptboard y Estilo (Pendiente deseo hacerlo yo), dime que debe contener.</w:t>
       </w:r>
     </w:p>
     <w:p>
@@ -3438,39 +2922,19 @@
         <w:rPr>
           <w:b/>
         </w:rPr>
+        <w:t xml:space="preserve"> - </w:t>
+      </w:r>
+      <w:r>
+        <w:rPr>
+          <w:b/>
+        </w:rPr>
         <w:t xml:space="preserve"> </w:t>
       </w:r>
-      <w:proofErr w:type="gramStart"/>
-      <w:r>
-        <w:rPr>
-          <w:b/>
-        </w:rPr>
-        <w:t xml:space="preserve">- </w:t>
-      </w:r>
-      <w:r>
-        <w:rPr>
-          <w:b/>
-        </w:rPr>
-        <w:t xml:space="preserve"> </w:t>
-      </w:r>
       <w:r>
         <w:rPr>
           <w:rStyle w:val="agcmg"/>
         </w:rPr>
-        <w:t>Sistema</w:t>
-      </w:r>
-      <w:proofErr w:type="gramEnd"/>
-      <w:r>
-        <w:rPr>
-          <w:rStyle w:val="agcmg"/>
-        </w:rPr>
-        <w:t xml:space="preserve"> de diseño completo</w:t>
-      </w:r>
-      <w:r>
-        <w:rPr>
-          <w:rStyle w:val="agcmg"/>
-        </w:rPr>
-        <w:t xml:space="preserve"> (Necesito lo hagas tu)</w:t>
+        <w:t>Sistema de diseño completo (Necesito lo hagas tu)</w:t>
       </w:r>
     </w:p>
     <w:p>
@@ -3512,63 +2976,7 @@
         <w:rPr>
           <w:rStyle w:val="agcmg"/>
         </w:rPr>
-        <w:t xml:space="preserve">Mockups alta fidelidad y </w:t>
-      </w:r>
-      <w:proofErr w:type="spellStart"/>
-      <w:r>
-        <w:rPr>
-          <w:rStyle w:val="agcmg"/>
-        </w:rPr>
-        <w:t>Figma</w:t>
-      </w:r>
-      <w:proofErr w:type="spellEnd"/>
-      <w:r>
-        <w:rPr>
-          <w:rStyle w:val="agcmg"/>
-        </w:rPr>
-        <w:t xml:space="preserve"> </w:t>
-      </w:r>
-      <w:proofErr w:type="spellStart"/>
-      <w:r>
-        <w:rPr>
-          <w:rStyle w:val="agcmg"/>
-        </w:rPr>
-        <w:t>Clickeable</w:t>
-      </w:r>
-      <w:proofErr w:type="spellEnd"/>
-      <w:r>
-        <w:rPr>
-          <w:rStyle w:val="agcmg"/>
-        </w:rPr>
-        <w:t xml:space="preserve"> (de alguna forma </w:t>
-      </w:r>
-      <w:proofErr w:type="spellStart"/>
-      <w:r>
-        <w:rPr>
-          <w:rStyle w:val="agcmg"/>
-        </w:rPr>
-        <w:t>neecsito</w:t>
-      </w:r>
-      <w:proofErr w:type="spellEnd"/>
-      <w:r>
-        <w:rPr>
-          <w:rStyle w:val="agcmg"/>
-        </w:rPr>
-        <w:t xml:space="preserve"> que me ayudes a </w:t>
-      </w:r>
-      <w:proofErr w:type="spellStart"/>
-      <w:r>
-        <w:rPr>
-          <w:rStyle w:val="agcmg"/>
-        </w:rPr>
-        <w:t>generealo</w:t>
-      </w:r>
-      <w:proofErr w:type="spellEnd"/>
-      <w:r>
-        <w:rPr>
-          <w:rStyle w:val="agcmg"/>
-        </w:rPr>
-        <w:t xml:space="preserve"> completos tu</w:t>
+        <w:t>Mockups alta fidelidad y Figma Clickeable (de alguna forma neecsito que me ayudes a generealo completos tu</w:t>
       </w:r>
       <w:r>
         <w:rPr>
@@ -3600,95 +3008,23 @@
           <w:b/>
         </w:rPr>
       </w:pPr>
-      <w:proofErr w:type="spellStart"/>
       <w:r>
         <w:rPr>
           <w:b/>
         </w:rPr>
         <w:t>Documentacion</w:t>
       </w:r>
-      <w:proofErr w:type="spellEnd"/>
-      <w:r>
-        <w:rPr>
-          <w:b/>
-        </w:rPr>
-        <w:t xml:space="preserve"> (Solo generemos lo </w:t>
-      </w:r>
-      <w:proofErr w:type="gramStart"/>
-      <w:r>
-        <w:rPr>
-          <w:b/>
-        </w:rPr>
-        <w:t>q</w:t>
-      </w:r>
-      <w:r>
-        <w:rPr>
-          <w:b/>
-        </w:rPr>
-        <w:t>ue</w:t>
-      </w:r>
-      <w:proofErr w:type="gramEnd"/>
-      <w:r>
-        <w:rPr>
-          <w:b/>
-        </w:rPr>
-        <w:t xml:space="preserve"> si ya podamos generar, habrá cosas pendientes hasta que se acaben otras cosas) *EN CASO DE QUE NO PUEDAS GENERARLO TU, crea una </w:t>
-      </w:r>
-      <w:proofErr w:type="spellStart"/>
-      <w:r>
-        <w:rPr>
-          <w:b/>
-        </w:rPr>
-        <w:t>tbala</w:t>
-      </w:r>
-      <w:proofErr w:type="spellEnd"/>
-      <w:r>
-        <w:rPr>
-          <w:b/>
-        </w:rPr>
-        <w:t xml:space="preserve"> para la letra, y un </w:t>
-      </w:r>
-      <w:proofErr w:type="spellStart"/>
-      <w:r>
-        <w:rPr>
-          <w:b/>
-        </w:rPr>
-        <w:t>prompt</w:t>
-      </w:r>
-      <w:proofErr w:type="spellEnd"/>
-      <w:r>
-        <w:rPr>
-          <w:b/>
-        </w:rPr>
-        <w:t xml:space="preserve"> para IA que genere o una IA que pueda generarlo solo, tu </w:t>
-      </w:r>
-      <w:proofErr w:type="spellStart"/>
-      <w:r>
-        <w:rPr>
-          <w:b/>
-        </w:rPr>
-        <w:t>inidica</w:t>
-      </w:r>
-      <w:proofErr w:type="spellEnd"/>
-      <w:r>
-        <w:rPr>
-          <w:b/>
-        </w:rPr>
-        <w:t xml:space="preserve"> lo </w:t>
-      </w:r>
-      <w:proofErr w:type="spellStart"/>
-      <w:r>
-        <w:rPr>
-          <w:b/>
-        </w:rPr>
-        <w:t>optimo</w:t>
-      </w:r>
-      <w:proofErr w:type="spellEnd"/>
-      <w:r>
-        <w:rPr>
-          <w:b/>
-        </w:rPr>
-        <w:t xml:space="preserve"> para agilizar esto</w:t>
+      <w:r>
+        <w:rPr>
+          <w:b/>
+        </w:rPr>
+        <w:t xml:space="preserve"> (Solo generemos lo q</w:t>
+      </w:r>
+      <w:r>
+        <w:rPr>
+          <w:b/>
+        </w:rPr>
+        <w:t>ue si ya podamos generar, habrá cosas pendientes hasta que se acaben otras cosas) *EN CASO DE QUE NO PUEDAS GENERARLO TU, crea una tbala para la letra, y un prompt para IA que genere o una IA que pueda generarlo solo, tu inidica lo optimo para agilizar esto</w:t>
       </w:r>
     </w:p>
     <w:p>
@@ -3821,22 +3157,8 @@
         <w:rPr>
           <w:lang w:val="en-US"/>
         </w:rPr>
-        <w:t>I</w:t>
-      </w:r>
-      <w:r>
-        <w:rPr>
-          <w:lang w:val="en-US"/>
-        </w:rPr>
-        <w:t xml:space="preserve">nstallation Manual (3 </w:t>
-      </w:r>
-      <w:proofErr w:type="gramStart"/>
-      <w:r>
-        <w:rPr>
-          <w:lang w:val="en-US"/>
-        </w:rPr>
-        <w:t>Points)</w:t>
-      </w:r>
-      <w:proofErr w:type="spellStart"/>
+        <w:t>Installation Manual (3 Points)</w:t>
+      </w:r>
       <w:r>
         <w:rPr>
           <w:b/>
@@ -3844,31 +3166,27 @@
         </w:rPr>
         <w:t>Presentacion</w:t>
       </w:r>
-      <w:proofErr w:type="spellEnd"/>
-      <w:proofErr w:type="gramEnd"/>
-    </w:p>
-    <w:p>
-      <w:pPr>
-        <w:rPr>
-          <w:b/>
-          <w:lang w:val="en-US"/>
-        </w:rPr>
-      </w:pPr>
-    </w:p>
-    <w:p>
-      <w:pPr>
-        <w:rPr>
-          <w:b/>
-        </w:rPr>
-      </w:pPr>
-      <w:proofErr w:type="spellStart"/>
+    </w:p>
+    <w:p>
+      <w:pPr>
+        <w:rPr>
+          <w:b/>
+          <w:lang w:val="en-US"/>
+        </w:rPr>
+      </w:pPr>
+    </w:p>
+    <w:p>
+      <w:pPr>
+        <w:rPr>
+          <w:b/>
+        </w:rPr>
+      </w:pPr>
       <w:r>
         <w:rPr>
           <w:b/>
         </w:rPr>
         <w:t>Codigo</w:t>
       </w:r>
-      <w:proofErr w:type="spellEnd"/>
       <w:r>
         <w:rPr>
           <w:b/>
@@ -3956,12 +3274,14 @@
       <w:rPr>
         <w:b/>
         <w:bCs/>
+        <w:lang w:val="en-US"/>
       </w:rPr>
     </w:pPr>
     <w:r>
       <w:rPr>
         <w:b/>
         <w:bCs/>
+        <w:lang w:val="en-US"/>
       </w:rPr>
       <w:t>WEB APPLICATION AND SERVICE PROGRAMMING</w:t>
     </w:r>
@@ -3969,6 +3289,7 @@
       <w:rPr>
         <w:b/>
         <w:bCs/>
+        <w:lang w:val="en-US"/>
       </w:rPr>
       <w:tab/>
     </w:r>
